--- a/docs/specification_docs/BOT Specs_JAHN_Jul2026.docx
+++ b/docs/specification_docs/BOT Specs_JAHN_Jul2026.docx
@@ -4148,7 +4148,7 @@
         <w:t>_shift_academic_year()</w:t>
       </w:r>
       <w:r>
-        <w:t xml:space="preserve"> function moves the displayed academic-year label forward by one year so the user sees "2024-2025" (the outcome year), matching how other BOT tabs label the same cohort. Both </w:t>
+        <w:t xml:space="preserve"> function moves the displayed academic-year label forward by one year so the user sees "2024-2025" (the outcome year), keeping its year axis aligned with the other BOT tabs. Both </w:t>
       </w:r>
       <w:r>
         <w:rPr>
